--- a/genai-youth/The_Vanishing_First_Rung.docx
+++ b/genai-youth/The_Vanishing_First_Rung.docx
@@ -554,13 +554,21 @@
         <w:pStyle w:val="MDPI31text"/>
       </w:pPr>
       <w:r>
+        <w:t>Taken together the five hypotheses describe a single chain. The shock reaches each firm in proportion to its pre-shock entry-task exposure, and from there reaches the youth employment share by three routes: directly, as the firm stops opening positions whose content the model now supplies (H1); through the observable restructuring of entry-level task composition (H2a); and through the training investment the firm makes in response (H2b). The strength of the direct route is conditioned by two organisational properties, the capacity to convert experience into competence (H3a) and the depth of the internal labour market (H3b). Section 4.9 follows the chain one step beyond the entry rung, to the rate at which the firm promotes from within.</w:t>
+      </w:r>
+    </w:p>
+    <w:p>
+      <w:pPr>
+        <w:pStyle w:val="MDPI31text"/>
+      </w:pPr>
+      <w:r>
         <w:t xml:space="preserve">Figure </w:t>
       </w:r>
       <w:r>
         <w:t>1</w:t>
       </w:r>
       <w:r>
-        <w:t xml:space="preserve"> renders the task-assignment logic that underlies all five hypotheses: entry-level tasks ordered by complexity are partitioned between the model, the junior employee and the experienced employee, and an increase in the model-performed interval compresses the junior practice rung from below.</w:t>
+        <w:t xml:space="preserve"> renders the task-assignment logic that underlies all of this: entry-level tasks ordered by complexity are partitioned between the model, the junior employee and the experienced employee, and an increase in the model-performed interval compresses the junior practice rung from below.</w:t>
       </w:r>
     </w:p>
     <w:p>

--- a/genai-youth/The_Vanishing_First_Rung.docx
+++ b/genai-youth/The_Vanishing_First_Rung.docx
@@ -18984,7 +18984,7 @@
       <w:r>
         <w:drawing>
           <wp:inline xmlns:a="http://schemas.openxmlformats.org/drawingml/2006/main" xmlns:pic="http://schemas.openxmlformats.org/drawingml/2006/picture">
-            <wp:extent cx="4140000" cy="3224220"/>
+            <wp:extent cx="4140000" cy="2821193"/>
             <wp:docPr id="2" name="Picture 2"/>
             <wp:cNvGraphicFramePr>
               <a:graphicFrameLocks noChangeAspect="1"/>
@@ -19005,7 +19005,7 @@
                   <pic:spPr>
                     <a:xfrm>
                       <a:off x="0" y="0"/>
-                      <a:ext cx="4140000" cy="3224220"/>
+                      <a:ext cx="4140000" cy="2821193"/>
                     </a:xfrm>
                     <a:prstGeom prst="rect"/>
                   </pic:spPr>
@@ -20224,7 +20224,7 @@
       <w:r>
         <w:drawing>
           <wp:inline xmlns:a="http://schemas.openxmlformats.org/drawingml/2006/main" xmlns:pic="http://schemas.openxmlformats.org/drawingml/2006/picture">
-            <wp:extent cx="4140000" cy="3198899"/>
+            <wp:extent cx="4140000" cy="2935138"/>
             <wp:docPr id="3" name="Picture 3"/>
             <wp:cNvGraphicFramePr>
               <a:graphicFrameLocks noChangeAspect="1"/>
@@ -20245,7 +20245,7 @@
                   <pic:spPr>
                     <a:xfrm>
                       <a:off x="0" y="0"/>
-                      <a:ext cx="4140000" cy="3198899"/>
+                      <a:ext cx="4140000" cy="2935138"/>
                     </a:xfrm>
                     <a:prstGeom prst="rect"/>
                   </pic:spPr>
@@ -21748,7 +21748,7 @@
       <w:r>
         <w:drawing>
           <wp:inline xmlns:a="http://schemas.openxmlformats.org/drawingml/2006/main" xmlns:pic="http://schemas.openxmlformats.org/drawingml/2006/picture">
-            <wp:extent cx="4140000" cy="2918257"/>
+            <wp:extent cx="4140000" cy="2593303"/>
             <wp:docPr id="4" name="Picture 4"/>
             <wp:cNvGraphicFramePr>
               <a:graphicFrameLocks noChangeAspect="1"/>
@@ -21769,7 +21769,7 @@
                   <pic:spPr>
                     <a:xfrm>
                       <a:off x="0" y="0"/>
-                      <a:ext cx="4140000" cy="2918257"/>
+                      <a:ext cx="4140000" cy="2593303"/>
                     </a:xfrm>
                     <a:prstGeom prst="rect"/>
                   </pic:spPr>
@@ -25471,7 +25471,7 @@
       <w:r>
         <w:drawing>
           <wp:inline xmlns:a="http://schemas.openxmlformats.org/drawingml/2006/main" xmlns:pic="http://schemas.openxmlformats.org/drawingml/2006/picture">
-            <wp:extent cx="4140000" cy="3043562"/>
+            <wp:extent cx="4140000" cy="2382051"/>
             <wp:docPr id="5" name="Picture 5"/>
             <wp:cNvGraphicFramePr>
               <a:graphicFrameLocks noChangeAspect="1"/>
@@ -25492,7 +25492,7 @@
                   <pic:spPr>
                     <a:xfrm>
                       <a:off x="0" y="0"/>
-                      <a:ext cx="4140000" cy="3043562"/>
+                      <a:ext cx="4140000" cy="2382051"/>
                     </a:xfrm>
                     <a:prstGeom prst="rect"/>
                   </pic:spPr>
@@ -26836,7 +26836,7 @@
       <w:r>
         <w:drawing>
           <wp:inline xmlns:a="http://schemas.openxmlformats.org/drawingml/2006/main" xmlns:pic="http://schemas.openxmlformats.org/drawingml/2006/picture">
-            <wp:extent cx="4140000" cy="2921873"/>
+            <wp:extent cx="4140000" cy="2672942"/>
             <wp:docPr id="6" name="Picture 6"/>
             <wp:cNvGraphicFramePr>
               <a:graphicFrameLocks noChangeAspect="1"/>
@@ -26857,7 +26857,7 @@
                   <pic:spPr>
                     <a:xfrm>
                       <a:off x="0" y="0"/>
-                      <a:ext cx="4140000" cy="2921873"/>
+                      <a:ext cx="4140000" cy="2672942"/>
                     </a:xfrm>
                     <a:prstGeom prst="rect"/>
                   </pic:spPr>
